--- a/Relazione Ipo-Produttori Fabiana Landolfi.docx
+++ b/Relazione Ipo-Produttori Fabiana Landolfi.docx
@@ -172,7 +172,13 @@
         <w:rPr>
           <w:rFonts w:ascii="ING Me" w:hAnsi="ING Me"/>
         </w:rPr>
-        <w:t>20</w:t>
+        <w:t>3</w:t>
+      </w:r>
+      <w:r>
+        <w:rPr>
+          <w:rFonts w:ascii="ING Me" w:hAnsi="ING Me"/>
+        </w:rPr>
+        <w:t>0</w:t>
       </w:r>
       <w:r>
         <w:rPr>
@@ -184,13 +190,25 @@
         <w:rPr>
           <w:rFonts w:ascii="ING Me" w:hAnsi="ING Me"/>
         </w:rPr>
-        <w:t>10</w:t>
-      </w:r>
-      <w:r>
-        <w:rPr>
-          <w:rFonts w:ascii="ING Me" w:hAnsi="ING Me"/>
-        </w:rPr>
-        <w:t>/2025</w:t>
+        <w:t>0</w:t>
+      </w:r>
+      <w:r>
+        <w:rPr>
+          <w:rFonts w:ascii="ING Me" w:hAnsi="ING Me"/>
+        </w:rPr>
+        <w:t>4</w:t>
+      </w:r>
+      <w:r>
+        <w:rPr>
+          <w:rFonts w:ascii="ING Me" w:hAnsi="ING Me"/>
+        </w:rPr>
+        <w:t>/202</w:t>
+      </w:r>
+      <w:r>
+        <w:rPr>
+          <w:rFonts w:ascii="ING Me" w:hAnsi="ING Me"/>
+        </w:rPr>
+        <w:t>6</w:t>
       </w:r>
     </w:p>
     <w:p>
@@ -357,7 +375,13 @@
         <w:rPr>
           <w:rFonts w:ascii="ING Me" w:hAnsi="ING Me"/>
         </w:rPr>
-        <w:t>20</w:t>
+        <w:t>3</w:t>
+      </w:r>
+      <w:r>
+        <w:rPr>
+          <w:rFonts w:ascii="ING Me" w:hAnsi="ING Me"/>
+        </w:rPr>
+        <w:t>0</w:t>
       </w:r>
       <w:r>
         <w:rPr>
@@ -369,13 +393,25 @@
         <w:rPr>
           <w:rFonts w:ascii="ING Me" w:hAnsi="ING Me"/>
         </w:rPr>
-        <w:t>10</w:t>
-      </w:r>
-      <w:r>
-        <w:rPr>
-          <w:rFonts w:ascii="ING Me" w:hAnsi="ING Me"/>
-        </w:rPr>
-        <w:t>/2025</w:t>
+        <w:t>0</w:t>
+      </w:r>
+      <w:r>
+        <w:rPr>
+          <w:rFonts w:ascii="ING Me" w:hAnsi="ING Me"/>
+        </w:rPr>
+        <w:t>4</w:t>
+      </w:r>
+      <w:r>
+        <w:rPr>
+          <w:rFonts w:ascii="ING Me" w:hAnsi="ING Me"/>
+        </w:rPr>
+        <w:t>/202</w:t>
+      </w:r>
+      <w:r>
+        <w:rPr>
+          <w:rFonts w:ascii="ING Me" w:hAnsi="ING Me"/>
+        </w:rPr>
+        <w:t>6</w:t>
       </w:r>
     </w:p>
     <w:p>
@@ -441,27 +477,8 @@
               <w:rPr>
                 <w:rFonts w:ascii="ING Me" w:hAnsi="ING Me"/>
               </w:rPr>
-              <w:t xml:space="preserve">In data </w:t>
+              <w:t>Nel corso degli ultimi mesi sono stati effettuati diversi incontri di monitoraggio e affiancamento presso la filiale di Napoli in Via Kerbaker, finalizzati ad analizzare l’andamento dell’attività commerciale e a individuare interventi correttivi mirati. Durante tali incontri sono state condivise indicazioni operative specifiche, con particolare attenzione all’organizzazione del lavoro, alla gestione dei contatti e allo sviluppo di nuove opportunità commerciali.</w:t>
             </w:r>
-            <w:r>
-              <w:rPr>
-                <w:rFonts w:ascii="ING Me" w:hAnsi="ING Me"/>
-              </w:rPr>
-              <w:t>20</w:t>
-            </w:r>
-            <w:r>
-              <w:rPr>
-                <w:rFonts w:ascii="ING Me" w:hAnsi="ING Me"/>
-              </w:rPr>
-              <w:t xml:space="preserve"> ottobre 2025, presso la filiale di Napoli in Via Kerbaker, si è svolto un nuovo incontro con l’agente Fabiana Landolfi per monitorare l’andamento dell’attività commerciale.</w:t>
-            </w:r>
-          </w:p>
-          <w:p>
-            <w:pPr>
-              <w:rPr>
-                <w:rFonts w:ascii="ING Me" w:hAnsi="ING Me"/>
-              </w:rPr>
-            </w:pPr>
           </w:p>
           <w:p>
             <w:pPr>
@@ -473,29 +490,22 @@
               <w:rPr>
                 <w:rFonts w:ascii="ING Me" w:hAnsi="ING Me"/>
               </w:rPr>
-              <w:t xml:space="preserve">L’agente risulta nuovamente </w:t>
+              <w:t xml:space="preserve">Nonostante il percorso di affiancamento intrapreso, l’agente Fabiana Landolfi si presenta nuovamente in una condizione di </w:t>
             </w:r>
             <w:proofErr w:type="spellStart"/>
             <w:r>
               <w:rPr>
                 <w:rFonts w:ascii="ING Me" w:hAnsi="ING Me"/>
               </w:rPr>
-              <w:t>neoproduttore</w:t>
+              <w:t>neoproduzione</w:t>
             </w:r>
             <w:proofErr w:type="spellEnd"/>
             <w:r>
               <w:rPr>
                 <w:rFonts w:ascii="ING Me" w:hAnsi="ING Me"/>
               </w:rPr>
-              <w:t>. Il periodo estivo, caratterizzato da una ridotta operatività e dalla sua ancora limitata esperienza nel settore, ha inciso negativamente sulla performance. Nonostante ciò, l’agente ha mantenuto un atteggiamento propositivo, confermando la volontà di migliorare e di applicare con maggiore costanza le azioni correttive concordate.</w:t>
+              <w:t>. Tale situazione appare riconducibile principalmente alla ancora limitata esperienza nel settore, che incide sulla capacità di pianificazione autonoma, sulla gestione efficace del portafoglio clienti e sulla continuità dell’azione commerciale.</w:t>
             </w:r>
-          </w:p>
-          <w:p>
-            <w:pPr>
-              <w:rPr>
-                <w:rFonts w:ascii="ING Me" w:hAnsi="ING Me"/>
-              </w:rPr>
-            </w:pPr>
           </w:p>
           <w:p>
             <w:pPr>
@@ -507,15 +517,8 @@
               <w:rPr>
                 <w:rFonts w:ascii="ING Me" w:hAnsi="ING Me"/>
               </w:rPr>
-              <w:t>Si impegna a potenziare la pianificazione dei contatti, a sfruttare le referenze personali e a partecipare con continuità ai momenti formativi e di confronto con il team manager.</w:t>
+              <w:t>Permane tuttavia un atteggiamento collaborativo e una buona disponibilità al confronto, elementi positivi su cui costruire un percorso di crescita più strutturato. Si rende necessario un ulteriore consolidamento delle competenze di base, in particolare per quanto riguarda la gestione delle priorità, il presidio delle attività quotidiane e l’approccio commerciale.</w:t>
             </w:r>
-          </w:p>
-          <w:p>
-            <w:pPr>
-              <w:rPr>
-                <w:rFonts w:ascii="ING Me" w:hAnsi="ING Me"/>
-              </w:rPr>
-            </w:pPr>
           </w:p>
           <w:p>
             <w:pPr>
@@ -527,7 +530,20 @@
               <w:rPr>
                 <w:rFonts w:ascii="ING Me" w:hAnsi="ING Me"/>
               </w:rPr>
-              <w:t>Si continuerà a monitorare l’evoluzione della situazione, garantendo supporto operativo e motivazionale.</w:t>
+              <w:t>L’agente si è impegnata a migliorare la pianificazione delle attività, incrementare l’utilizzo delle referenze personali, strutturare in modo più efficace il follow-up dei contatti e partecipare con maggiore continuità ai momenti formativi e di affiancamento con il team manager.</w:t>
+            </w:r>
+          </w:p>
+          <w:p>
+            <w:pPr>
+              <w:rPr>
+                <w:rFonts w:ascii="ING Me" w:hAnsi="ING Me"/>
+              </w:rPr>
+            </w:pPr>
+            <w:r>
+              <w:rPr>
+                <w:rFonts w:ascii="ING Me" w:hAnsi="ING Me"/>
+              </w:rPr>
+              <w:t>Si proseguirà con un monitoraggio costante e ravvicinato dell’attività, affiancando supporto operativo e indirizzo metodologico, al fine di favorire un progressivo sviluppo dell’autonomia e un miglioramento dei risultati commerciali.</w:t>
             </w:r>
           </w:p>
           <w:p>
@@ -1309,18 +1325,6 @@
 </file>
 
 <file path=customXml/item2.xml><?xml version="1.0" encoding="utf-8"?>
-<p:properties xmlns:p="http://schemas.microsoft.com/office/2006/metadata/properties" xmlns:xsi="http://www.w3.org/2001/XMLSchema-instance" xmlns:pc="http://schemas.microsoft.com/office/infopath/2007/PartnerControls">
-  <documentManagement>
-    <Tipologia xmlns="7f1e5e55-4f97-4124-9b55-a7d8a580d240">Manuale Operativo</Tipologia>
-    <TaxCatchAll xmlns="2b787310-cd79-4a53-b120-dae3ea33931d" xsi:nil="true"/>
-    <lcf76f155ced4ddcb4097134ff3c332f xmlns="7f1e5e55-4f97-4124-9b55-a7d8a580d240">
-      <Terms xmlns="http://schemas.microsoft.com/office/infopath/2007/PartnerControls"/>
-    </lcf76f155ced4ddcb4097134ff3c332f>
-  </documentManagement>
-</p:properties>
-</file>
-
-<file path=customXml/item3.xml><?xml version="1.0" encoding="utf-8"?>
 <ct:contentTypeSchema xmlns:ct="http://schemas.microsoft.com/office/2006/metadata/contentType" xmlns:ma="http://schemas.microsoft.com/office/2006/metadata/properties/metaAttributes" ct:_="" ma:_="" ma:contentTypeName="Document" ma:contentTypeID="0x0101005630FF192F2D894BA2AE67897EC0789B" ma:contentTypeVersion="13" ma:contentTypeDescription="Create a new document." ma:contentTypeScope="" ma:versionID="5a090988419dafa28197a33daeb2b0d2">
   <xsd:schema xmlns:xsd="http://www.w3.org/2001/XMLSchema" xmlns:xs="http://www.w3.org/2001/XMLSchema" xmlns:p="http://schemas.microsoft.com/office/2006/metadata/properties" xmlns:ns2="7f1e5e55-4f97-4124-9b55-a7d8a580d240" xmlns:ns3="2b787310-cd79-4a53-b120-dae3ea33931d" targetNamespace="http://schemas.microsoft.com/office/2006/metadata/properties" ma:root="true" ma:fieldsID="1a63587fa30ec773fec13ffc2911e558" ns2:_="" ns3:_="">
     <xsd:import namespace="7f1e5e55-4f97-4124-9b55-a7d8a580d240"/>
@@ -1550,6 +1554,18 @@
 </ct:contentTypeSchema>
 </file>
 
+<file path=customXml/item3.xml><?xml version="1.0" encoding="utf-8"?>
+<p:properties xmlns:p="http://schemas.microsoft.com/office/2006/metadata/properties" xmlns:xsi="http://www.w3.org/2001/XMLSchema-instance" xmlns:pc="http://schemas.microsoft.com/office/infopath/2007/PartnerControls">
+  <documentManagement>
+    <Tipologia xmlns="7f1e5e55-4f97-4124-9b55-a7d8a580d240">Manuale Operativo</Tipologia>
+    <TaxCatchAll xmlns="2b787310-cd79-4a53-b120-dae3ea33931d" xsi:nil="true"/>
+    <lcf76f155ced4ddcb4097134ff3c332f xmlns="7f1e5e55-4f97-4124-9b55-a7d8a580d240">
+      <Terms xmlns="http://schemas.microsoft.com/office/infopath/2007/PartnerControls"/>
+    </lcf76f155ced4ddcb4097134ff3c332f>
+  </documentManagement>
+</p:properties>
+</file>
+
 <file path=customXml/itemProps1.xml><?xml version="1.0" encoding="utf-8"?>
 <ds:datastoreItem xmlns:ds="http://schemas.openxmlformats.org/officeDocument/2006/customXml" ds:itemID="{BB13A402-01FC-40A6-BB56-53CF2D3875E9}">
   <ds:schemaRefs>
@@ -1559,17 +1575,6 @@
 </file>
 
 <file path=customXml/itemProps2.xml><?xml version="1.0" encoding="utf-8"?>
-<ds:datastoreItem xmlns:ds="http://schemas.openxmlformats.org/officeDocument/2006/customXml" ds:itemID="{3255CE54-CAEF-4642-AA24-A515149E1378}">
-  <ds:schemaRefs>
-    <ds:schemaRef ds:uri="http://schemas.microsoft.com/office/2006/metadata/properties"/>
-    <ds:schemaRef ds:uri="http://schemas.microsoft.com/office/infopath/2007/PartnerControls"/>
-    <ds:schemaRef ds:uri="7f1e5e55-4f97-4124-9b55-a7d8a580d240"/>
-    <ds:schemaRef ds:uri="2b787310-cd79-4a53-b120-dae3ea33931d"/>
-  </ds:schemaRefs>
-</ds:datastoreItem>
-</file>
-
-<file path=customXml/itemProps3.xml><?xml version="1.0" encoding="utf-8"?>
 <ds:datastoreItem xmlns:ds="http://schemas.openxmlformats.org/officeDocument/2006/customXml" ds:itemID="{756E6496-A44E-4E9B-B61E-771E8F900056}">
   <ds:schemaRefs>
     <ds:schemaRef ds:uri="http://schemas.microsoft.com/office/2006/metadata/contentType"/>
@@ -1586,4 +1591,15 @@
     <ds:schemaRef ds:uri="http://schemas.microsoft.com/internal/obd"/>
   </ds:schemaRefs>
 </ds:datastoreItem>
+</file>
+
+<file path=customXml/itemProps3.xml><?xml version="1.0" encoding="utf-8"?>
+<ds:datastoreItem xmlns:ds="http://schemas.openxmlformats.org/officeDocument/2006/customXml" ds:itemID="{3255CE54-CAEF-4642-AA24-A515149E1378}">
+  <ds:schemaRefs>
+    <ds:schemaRef ds:uri="http://schemas.microsoft.com/office/2006/metadata/properties"/>
+    <ds:schemaRef ds:uri="http://schemas.microsoft.com/office/infopath/2007/PartnerControls"/>
+    <ds:schemaRef ds:uri="7f1e5e55-4f97-4124-9b55-a7d8a580d240"/>
+    <ds:schemaRef ds:uri="2b787310-cd79-4a53-b120-dae3ea33931d"/>
+  </ds:schemaRefs>
+</ds:datastoreItem>
 </file>